--- a/data/outputs/v2/Grade11/Biology/Lesson_Plans/SS1.3_Taxonomy_II/Biology_Taxonomy_II_FinalExplanation_TeacherKey.docx
+++ b/data/outputs/v2/Grade11/Biology/Lesson_Plans/SS1.3_Taxonomy_II/Biology_Taxonomy_II_FinalExplanation_TeacherKey.docx
@@ -1826,7 +1826,7 @@
         </w:rPr>
         <w:t xml:space="preserve">© 2026 SeaVuria and ARES. This work is licensed under a </w:t>
       </w:r>
-      <w:hyperlink w:history="1" r:id="rIddwnyktkzvoorowhavjpwc">
+      <w:hyperlink w:history="1" r:id="rIdh9ij-mxlny9eetapboap0">
         <w:r>
           <w:rPr>
             <w:rFonts w:ascii="Arial" w:cs="Arial" w:eastAsia="Arial" w:hAnsi="Arial"/>
@@ -1846,7 +1846,7 @@
         </w:rPr>
         <w:t xml:space="preserve"> (</w:t>
       </w:r>
-      <w:hyperlink w:history="1" r:id="rIdo7l_-sqvuvqcffukvih3o">
+      <w:hyperlink w:history="1" r:id="rIdaigqjymhl0igcqvbxpnhz">
         <w:r>
           <w:rPr>
             <w:rFonts w:ascii="Arial" w:cs="Arial" w:eastAsia="Arial" w:hAnsi="Arial"/>
@@ -1866,7 +1866,7 @@
         </w:rPr>
         <w:t xml:space="preserve">). To view a copy of this license, visit </w:t>
       </w:r>
-      <w:hyperlink w:history="1" r:id="rId3m8tinbbuizse7mfvi6_p">
+      <w:hyperlink w:history="1" r:id="rIdt8xcx0-srnyspqojnrrda">
         <w:r>
           <w:rPr>
             <w:rFonts w:ascii="Arial" w:cs="Arial" w:eastAsia="Arial" w:hAnsi="Arial"/>

--- a/data/outputs/v2/Grade11/Biology/Lesson_Plans/SS1.3_Taxonomy_II/Biology_Taxonomy_II_FinalExplanation_TeacherKey.docx
+++ b/data/outputs/v2/Grade11/Biology/Lesson_Plans/SS1.3_Taxonomy_II/Biology_Taxonomy_II_FinalExplanation_TeacherKey.docx
@@ -1826,7 +1826,7 @@
         </w:rPr>
         <w:t xml:space="preserve">© 2026 SeaVuria and ARES. This work is licensed under a </w:t>
       </w:r>
-      <w:hyperlink w:history="1" r:id="rIdh9ij-mxlny9eetapboap0">
+      <w:hyperlink w:history="1" r:id="rIdcrff-jjocx3lpm-w8ts_1">
         <w:r>
           <w:rPr>
             <w:rFonts w:ascii="Arial" w:cs="Arial" w:eastAsia="Arial" w:hAnsi="Arial"/>
@@ -1846,7 +1846,7 @@
         </w:rPr>
         <w:t xml:space="preserve"> (</w:t>
       </w:r>
-      <w:hyperlink w:history="1" r:id="rIdaigqjymhl0igcqvbxpnhz">
+      <w:hyperlink w:history="1" r:id="rId_manausc48-jfkaqwfeme">
         <w:r>
           <w:rPr>
             <w:rFonts w:ascii="Arial" w:cs="Arial" w:eastAsia="Arial" w:hAnsi="Arial"/>
@@ -1866,7 +1866,7 @@
         </w:rPr>
         <w:t xml:space="preserve">). To view a copy of this license, visit </w:t>
       </w:r>
-      <w:hyperlink w:history="1" r:id="rIdt8xcx0-srnyspqojnrrda">
+      <w:hyperlink w:history="1" r:id="rIdn7fsvi-cyt65nbmtb1_te">
         <w:r>
           <w:rPr>
             <w:rFonts w:ascii="Arial" w:cs="Arial" w:eastAsia="Arial" w:hAnsi="Arial"/>

--- a/data/outputs/v2/Grade11/Biology/Lesson_Plans/SS1.3_Taxonomy_II/Biology_Taxonomy_II_FinalExplanation_TeacherKey.docx
+++ b/data/outputs/v2/Grade11/Biology/Lesson_Plans/SS1.3_Taxonomy_II/Biology_Taxonomy_II_FinalExplanation_TeacherKey.docx
@@ -1826,7 +1826,7 @@
         </w:rPr>
         <w:t xml:space="preserve">© 2026 SeaVuria and ARES. This work is licensed under a </w:t>
       </w:r>
-      <w:hyperlink w:history="1" r:id="rIdcrff-jjocx3lpm-w8ts_1">
+      <w:hyperlink w:history="1" r:id="rIdya-4jvhs3ga2_kjhxaeme">
         <w:r>
           <w:rPr>
             <w:rFonts w:ascii="Arial" w:cs="Arial" w:eastAsia="Arial" w:hAnsi="Arial"/>
@@ -1846,7 +1846,7 @@
         </w:rPr>
         <w:t xml:space="preserve"> (</w:t>
       </w:r>
-      <w:hyperlink w:history="1" r:id="rId_manausc48-jfkaqwfeme">
+      <w:hyperlink w:history="1" r:id="rIdt-xyp1axgksehxo9wbayo">
         <w:r>
           <w:rPr>
             <w:rFonts w:ascii="Arial" w:cs="Arial" w:eastAsia="Arial" w:hAnsi="Arial"/>
@@ -1866,7 +1866,7 @@
         </w:rPr>
         <w:t xml:space="preserve">). To view a copy of this license, visit </w:t>
       </w:r>
-      <w:hyperlink w:history="1" r:id="rIdn7fsvi-cyt65nbmtb1_te">
+      <w:hyperlink w:history="1" r:id="rIdxbudlhzwx-9kfd-vr8gnu">
         <w:r>
           <w:rPr>
             <w:rFonts w:ascii="Arial" w:cs="Arial" w:eastAsia="Arial" w:hAnsi="Arial"/>

--- a/data/outputs/v2/Grade11/Biology/Lesson_Plans/SS1.3_Taxonomy_II/Biology_Taxonomy_II_FinalExplanation_TeacherKey.docx
+++ b/data/outputs/v2/Grade11/Biology/Lesson_Plans/SS1.3_Taxonomy_II/Biology_Taxonomy_II_FinalExplanation_TeacherKey.docx
@@ -1826,7 +1826,7 @@
         </w:rPr>
         <w:t xml:space="preserve">© 2026 SeaVuria and ARES. This work is licensed under a </w:t>
       </w:r>
-      <w:hyperlink w:history="1" r:id="rIdya-4jvhs3ga2_kjhxaeme">
+      <w:hyperlink w:history="1" r:id="rIdi_kaal5chwrd7tjg_nxxi">
         <w:r>
           <w:rPr>
             <w:rFonts w:ascii="Arial" w:cs="Arial" w:eastAsia="Arial" w:hAnsi="Arial"/>
@@ -1846,7 +1846,7 @@
         </w:rPr>
         <w:t xml:space="preserve"> (</w:t>
       </w:r>
-      <w:hyperlink w:history="1" r:id="rIdt-xyp1axgksehxo9wbayo">
+      <w:hyperlink w:history="1" r:id="rIdscmf1i2iw7ujntdt8zujq">
         <w:r>
           <w:rPr>
             <w:rFonts w:ascii="Arial" w:cs="Arial" w:eastAsia="Arial" w:hAnsi="Arial"/>
@@ -1866,7 +1866,7 @@
         </w:rPr>
         <w:t xml:space="preserve">). To view a copy of this license, visit </w:t>
       </w:r>
-      <w:hyperlink w:history="1" r:id="rIdxbudlhzwx-9kfd-vr8gnu">
+      <w:hyperlink w:history="1" r:id="rIdqpfydeppmyo-hnhgpp-hp">
         <w:r>
           <w:rPr>
             <w:rFonts w:ascii="Arial" w:cs="Arial" w:eastAsia="Arial" w:hAnsi="Arial"/>

--- a/data/outputs/v2/Grade11/Biology/Lesson_Plans/SS1.3_Taxonomy_II/Biology_Taxonomy_II_FinalExplanation_TeacherKey.docx
+++ b/data/outputs/v2/Grade11/Biology/Lesson_Plans/SS1.3_Taxonomy_II/Biology_Taxonomy_II_FinalExplanation_TeacherKey.docx
@@ -224,7 +224,7 @@
                 <w:sz w:val="18"/>
                 <w:szCs w:val="18"/>
               </w:rPr>
-              <w:t xml:space="preserve">Driving question: How can we identify and classify living organisms accurately? In this task you will use what you observed and learned in Lessons 1 to 8 to write your own Final Explanation. Answer each prompt in the blank space under it. Use the organisms from our school environment (maize, bean plant, grass, fern, moss, mushroom, mosquito, butterfly, earthworm, snail, chicken, lizard, goat) as your evidence. Use the Claim-Evidence-Reasoning (CER) pattern where asked: make a claim, support it with evidence you observed, and give reasoning that links the evidence to the claim. Write scientific terms in English. You may talk through your ideas first in Kiswahili or your mother tongue. At the end, think about how your answers will help your group produce its Local Biodiversity Classification Guide.</w:t>
+              <w:t xml:space="preserve">Driving question: How can we identify and classify living organisms accurately? You will write a Claim-Evidence-Reasoning (CER) Final Explanation using what you observed in Lessons 1 to 8 about the organisms around our school: maize, bean plant, grass, fern, moss, mushroom, mosquito, butterfly, earthworm, snail, chicken, lizard and goat. Answer each section in the space below it. Use evidence from your own observations, your group work and your Driving Question Board. Use your own words and record scientific terms in English. You may discuss ideas in Kiswahili or your mother tongue before you write. Then use your answers to help your group build its Local Biodiversity Classification Guide.</w:t>
             </w:r>
           </w:p>
         </w:tc>
@@ -285,7 +285,7 @@
                 <w:sz w:val="22"/>
                 <w:szCs w:val="22"/>
               </w:rPr>
-              <w:t xml:space="preserve">Part 1: The problem with our first groupings</w:t>
+              <w:t xml:space="preserve">Part 1: The problem with our own groupings</w:t>
             </w:r>
           </w:p>
         </w:tc>
@@ -319,7 +319,7 @@
                 <w:sz w:val="18"/>
                 <w:szCs w:val="18"/>
               </w:rPr>
-              <w:t xml:space="preserve">In Lesson 1 your group sorted the organisms from around the school (maize, bean plant, grass, fern, moss, mushroom, mosquito, butterfly, earthworm, snail, chicken, lizard, goat). (a) Describe how your group sorted them and how other groups' groupings compared with yours. (b) Explain why a standard system of classification is needed so that any person anywhere can identify and study these organisms.</w:t>
+              <w:t xml:space="preserve">In Lesson 1 your group sorted the organisms from around the school and compared your grouping with other groups in a gallery walk. (a) What rules did different groups use, and what did you notice when you compared the groupings? (b) Explain why a standard system of classification is needed so that any person anywhere can identify and study an organism.</w:t>
             </w:r>
           </w:p>
         </w:tc>
@@ -351,7 +351,7 @@
                 <w:sz w:val="18"/>
                 <w:szCs w:val="18"/>
               </w:rPr>
-              <w:t xml:space="preserve">(a) Our group sorted the organisms by size and by whether we use them as food. Other groups sorted by colour or by habitat, so their groups were different from ours. The same organism, for example the maize plant or the snail, ended up with different neighbours in each group. No single grouping worked for everyone. (b) A standard system is needed because personal rules such as size, colour, habitat or usefulness change from person to person, so people get different answers. A standard system uses the same shared, observable characteristics for everyone, so any person anywhere who checks the same features will place an organism in the same group. This lets scientists identify, study and communicate about organisms accurately.</w:t>
+              <w:t xml:space="preserve">(a) Different groups sorted the organisms by size, colour, habitat or usefulness as food. When we compared the groupings in the gallery walk they did not agree, because every group chose different rules, so no single grouping worked for everyone. (b) A standard system is needed because personal rules give different results for different people. If everyone uses the same shared, observable characteristics, any person anywhere can identify and study an organism and get the same result. This lets scientists organise and communicate about living things accurately.</w:t>
             </w:r>
           </w:p>
         </w:tc>
@@ -446,7 +446,7 @@
                 <w:sz w:val="18"/>
                 <w:szCs w:val="18"/>
               </w:rPr>
-              <w:t xml:space="preserve">Use the maize plant, bean plant, fern and moss to answer. (a) State the observable features that place a plant in Bryophyta, Pteridophyta or Spermatophyta. (b) Use CER to justify the placement of the moss and the fern in different groups. Your evidence must come from what you observed in Lessons 2 and 3.</w:t>
+              <w:t xml:space="preserve">Use the plants you examined (moss, fern, maize and bean plants). (a) Name the three plant groups you studied and state the observable features that place a plant in each group. (b) Explain why grouping plants by these features is more reliable than grouping them by size, colour or use as food.</w:t>
             </w:r>
           </w:p>
         </w:tc>
@@ -478,7 +478,7 @@
                 <w:sz w:val="18"/>
                 <w:szCs w:val="18"/>
               </w:rPr>
-              <w:t xml:space="preserve">(a) Bryophyta (moss): small size, rhizoids instead of true roots, no vascular tissue, spores in capsules, and they grow in damp places. Pteridophyta (fern): true roots, a rhizome, vascular tissue, fronds with sori on the underside, reproduce by spores, and have no seeds or flowers. Spermatophyta (maize, bean): roots, stems and leaves with vascular tissue, and they reproduce by seeds (grains and pods). Maize is a monocot and bean is a dicot. (b) Claim: The moss and the fern belong to different divisions. Evidence: Under the hand lens the moss had rhizoids, no true roots and no vascular tissue, and it had spore capsules. The fern had true roots, a rhizome and fronds with brown sori on the underside. Reasoning: These are shared features anyone can check. The moss lacks vascular tissue and true roots, which is the Bryophyta pattern. The fern has vascular tissue and true roots but reproduces by spores, not seeds, which is the Pteridophyta pattern. So the features, not size or colour, decide the division.</w:t>
+              <w:t xml:space="preserve">(a) Bryophyta (moss): small, rhizoids instead of true roots, no vascular tissue, spores in capsules, grows in damp places. Pteridophyta (fern): true roots, a rhizome, fronds with brown sori on the underside, vascular tissue, reproduces by spores, no seeds or flowers. Spermatophyta (maize and bean): roots, stems and leaves with vascular tissue, reproduce by seeds; maize and beans produce flowers and seeds (grains and pods), and can be divided into monocots and dicots. (b) These features can be observed and checked by anyone, so every group places a plant in the same division. Size, colour or use as food depend on personal opinion, so groups disagreed, and moss, for example, was wrongly placed with grass or 'small green things'.</w:t>
             </w:r>
           </w:p>
         </w:tc>
@@ -573,7 +573,7 @@
                 <w:sz w:val="18"/>
                 <w:szCs w:val="18"/>
               </w:rPr>
-              <w:t xml:space="preserve">Look at the earthworm, snail, mosquito, butterfly, chicken, lizard and goat. (a) Which observable body features can be used to place these animals into different major phyla? (b) The goat and the chicken are both Chordata. Explain how they can still be separated, and name the class of each. (c) Write a CER statement explaining why the mosquito is placed in Arthropoda.</w:t>
+              <w:t xml:space="preserve">Think about the animals in our collection (earthworm, snail, mosquito, butterfly, chicken, lizard, goat). (a) Choose three animals from different phyla and write a CER statement placing each in its phylum, using observable body features. (b) Explain how the goat, chicken and lizard are further separated within their phylum.</w:t>
             </w:r>
           </w:p>
         </w:tc>
@@ -605,7 +605,7 @@
                 <w:sz w:val="18"/>
                 <w:szCs w:val="18"/>
               </w:rPr>
-              <w:t xml:space="preserve">(a) Annelida: soft, segmented body with no legs (earthworm). Mollusca: soft body with a shell (snail). Arthropoda: jointed legs and a hard outer covering called an exoskeleton (mosquito, butterfly). Chordata: a backbone (chicken, lizard, goat). (b) Phyla are divided into classes using more specific features such as body covering, limbs, respiration and reproduction. The goat has hair and is a mammal (Mammalia), while the chicken has feathers and is a bird (Aves). The other classes of Chordata are Pisces, Amphibia and Reptilia (the lizard is Reptilia). (c) Claim: The mosquito belongs to Arthropoda. Evidence: It has jointed legs and a hard outer exoskeleton, like the butterfly. Reasoning: Jointed legs with an exoskeleton are the defining features of Arthropoda, and the mosquito has no backbone, so it cannot be Chordata. Its placement depends on checkable features, not on its small size.</w:t>
+              <w:t xml:space="preserve">(a) Claim: the earthworm is in Annelida, the snail is in Mollusca and the mosquito is in Arthropoda. Evidence: the earthworm has a soft segmented body with no legs; the snail has a soft body with a shell; the mosquito has jointed legs and a hard outer covering (exoskeleton). Reasoning: phyla are decided by shared, checkable body features such as segmentation, a shell, jointed legs with an exoskeleton, or a backbone, not by size, colour or habitat, so anyone examining the animal reaches the same phylum. (b) The goat, chicken and lizard are all Chordata because they have a backbone. Phyla are divided into classes using more specific features such as body covering, limbs, respiration and reproduction: the goat has hair (Mammalia), the chicken has feathers (Aves) and the lizard has scales (Reptilia). Arthropoda are likewise divided into classes, for example Insecta, where the mosquito and butterfly belong.</w:t>
             </w:r>
           </w:p>
         </w:tc>
@@ -666,7 +666,7 @@
                 <w:sz w:val="22"/>
                 <w:szCs w:val="22"/>
               </w:rPr>
-              <w:t xml:space="preserve">Part 4: Dichotomous keys and viruses</w:t>
+              <w:t xml:space="preserve">Part 4: Dichotomous keys</w:t>
             </w:r>
           </w:p>
         </w:tc>
@@ -700,7 +700,7 @@
                 <w:sz w:val="18"/>
                 <w:szCs w:val="18"/>
               </w:rPr>
-              <w:t xml:space="preserve">(a) Explain how a dichotomous key works and why different people using the same key get the same answer, while groupings by size, colour or usefulness do not. (b) Write the first two couplets of a dichotomous key that could separate the maize plant, fern and moss, using features you can check by eye or with a hand lens. (c) Viruses are not placed with plants or animals. State their characteristics and give two reasons why they are important in nature or to people in Kenya.</w:t>
+              <w:t xml:space="preserve">(a) Describe how a dichotomous key is built and used. (b) Write the first two couplets of a key you could use to separate three organisms from our collection. (c) Explain why different groups using the same key reach the same answer, unlike your Lesson 1 groupings.</w:t>
             </w:r>
           </w:p>
         </w:tc>
@@ -732,7 +732,7 @@
                 <w:sz w:val="18"/>
                 <w:szCs w:val="18"/>
               </w:rPr>
-              <w:t xml:space="preserve">(a) A dichotomous key is a set of numbered couplets. Each couplet gives two contrasting, observable features, and each choice leads either to another couplet or to a name. Because every step has only two clear choices based on features anyone can check, all users follow the same path and reach the same identification. Size, colour or usefulness are opinions and vary between people, so they give different groupings. (b) 1a. Plant is small, with rhizoids at the base (seen with a hand lens) and spore capsules, and no true roots: moss (Bryophyta). 1b. Plant has true roots, stems and leaves: go to 2. 2a. Plant has fronds with brown sori on the underside and no flowers or seeds: fern (Pteridophyta). 2b. Plant has flowers and produces seeds (grains or pods): maize (Spermatophyta). (c) Viruses are non-cellular, have a protein coat and genetic material, and reproduce only inside host cells, so they differ from cellular organisms. Two reasons they are important: (1) they cause diseases that affect health and farming, such as HIV, measles, COVID-19, maize lethal necrosis disease in Kenyan maize and cassava mosaic disease; (2) they are useful, for example in making vaccines such as the measles and polio vaccines and in biotechnology.</w:t>
+              <w:t xml:space="preserve">(a) A dichotomous key is a set of numbered couplets. Each couplet gives two contrasting, observable choices; you choose the one that fits the organism and follow it to the next couplet until you reach one name. (b) Example for moss, fern and maize: 1a. Plant has no true roots or vascular tissue: moss (Bryophyta). 1b. Plant has true roots and vascular tissue: go to 2. 2a. Reproduces by spores on the underside of fronds, no seeds: fern (Pteridophyta). 2b. Reproduces by seeds: maize (Spermatophyta). (c) The key uses clear, observable features, not personal opinions such as size, colour or usefulness. Each step has only two choices, so different people following the same couplets get the same identification, whereas our own groupings depended on the rules each group invented.</w:t>
             </w:r>
           </w:p>
         </w:tc>
@@ -793,7 +793,7 @@
                 <w:sz w:val="22"/>
                 <w:szCs w:val="22"/>
               </w:rPr>
-              <w:t xml:space="preserve">Part 5: Final Explanation and your Local Biodiversity Classification Guide</w:t>
+              <w:t xml:space="preserve">Part 5: Viruses and the final explanation</w:t>
             </w:r>
           </w:p>
         </w:tc>
@@ -827,7 +827,7 @@
                 <w:sz w:val="18"/>
                 <w:szCs w:val="18"/>
               </w:rPr>
-              <w:t xml:space="preserve">Write a Final Explanation that answers the driving question: How can we identify and classify living organisms accurately? Use the CER pattern. Include (a) a claim, (b) evidence from at least two different lessons and organisms from our school environment, (c) reasoning that links your evidence to the claim, and (d) how your Lesson 1 groupings changed. Then say which features of your group's Local Biodiversity Classification Guide (examples, classification, features used, plant key, animal key, viruses) show this idea.</w:t>
+              <w:t xml:space="preserve">(a) What are the characteristics of viruses, and give two examples of why they are important in agriculture, health or biotechnology. (b) Now write your Final Explanation for the driving question 'How can we identify and classify living organisms accurately?' Use a claim, evidence from at least two lessons, and reasoning. Say how your thinking has changed since your Lesson 1 model.</w:t>
             </w:r>
           </w:p>
         </w:tc>
@@ -859,7 +859,7 @@
                 <w:sz w:val="18"/>
                 <w:szCs w:val="18"/>
               </w:rPr>
-              <w:t xml:space="preserve">Claim: We can identify and classify living organisms accurately by using a standard system based on shared, observable characteristics, together with tools such as dichotomous keys. Evidence: In Lesson 1 groups that sorted the school organisms by size, colour or usefulness got different groupings. In Lessons 2 and 3 we saw that moss has rhizoids and no vascular tissue, the fern has true roots and sori, and maize and bean have seeds, so they fall into Bryophyta, Pteridophyta and Spermatophyta. In Lessons 5 and 6 the earthworm, snail, mosquito and chicken, lizard and goat were placed in Annelida, Mollusca, Arthropoda and Chordata, and then into classes. In Lessons 4 and 7 different groups using the same dichotomous key reached the same names. Reasoning: Shared, checkable features give everyone the same rules, so any person anywhere reaches the same result. Personal rules do not, which is why our first groupings disagreed. Viruses, being non-cellular, show that classification depends on structure and characteristics, and they are important in health, agriculture and biotechnology. Change in thinking: In Lesson 1 each group used its own rules; now we use divisions, phyla, classes and keys. In our Local Biodiversity Classification Guide, the local plant and animal examples, the characteristics listed, the plant key and animal key, and the virus note all show this idea, and anyone can use the guide to identify the same organisms and get the same answers.</w:t>
+              <w:t xml:space="preserve">(a) Viruses are non-cellular, have a protein coat and genetic material, and reproduce only inside host cells, so they differ from cellular organisms. They matter in agriculture because maize lethal necrosis disease harms Kenyan maize and cassava mosaic disease harms cassava; in health because viruses cause HIV, measles, polio and COVID-19, and vaccines protect against some of them; and viruses are also used in biotechnology. (b) Claim: Living organisms can be identified and classified accurately by using a standard system based on shared, observable characteristics, together with tools such as dichotomous keys. Evidence: In Lesson 1 our groupings of the school organisms by size, colour or usefulness differed from group to group. Later we placed plants into Bryophyta, Pteridophyta and Spermatophyta using features like rhizoids, sori on fern fronds and seeds, and placed animals into phyla such as Chordata and Arthropoda and then into classes using features like backbone, jointed legs, and hair, feathers or scales. When different groups used dichotomous keys they reached the same answer. Reasoning: Because these features can be checked by anyone, the same organism is placed in the same group by everyone, so anyone anywhere can study and communicate about biodiversity. This replaces our Lesson 1 groupings, which varied between groups. Viruses show that classification depends on structure and characteristics, since they are non-cellular. A remaining question is how classification knowledge can be applied outside the classroom.</w:t>
             </w:r>
           </w:p>
         </w:tc>
@@ -1086,7 +1086,7 @@
                 <w:sz w:val="18"/>
                 <w:szCs w:val="18"/>
               </w:rPr>
-              <w:t xml:space="preserve">Use of evidence from the lessons</w:t>
+              <w:t xml:space="preserve">Claim answers the driving question</w:t>
             </w:r>
           </w:p>
         </w:tc>
@@ -1118,7 +1118,7 @@
                 <w:sz w:val="18"/>
                 <w:szCs w:val="18"/>
               </w:rPr>
-              <w:t xml:space="preserve">Uses specific observations from several lessons (e.g. moss rhizoids, fern sori, earthworm segmentation, key results) and links them to the school organisms.</w:t>
+              <w:t xml:space="preserve">Gives a clear claim that a standard system based on shared, observable characteristics and dichotomous keys allows accurate identification and classification.</w:t>
             </w:r>
           </w:p>
         </w:tc>
@@ -1150,7 +1150,7 @@
                 <w:sz w:val="18"/>
                 <w:szCs w:val="18"/>
               </w:rPr>
-              <w:t xml:space="preserve">Uses some observations from the lessons but they are general or from only one or two lessons.</w:t>
+              <w:t xml:space="preserve">Gives a claim about classification but it is general or only partly linked to observable characteristics and keys.</w:t>
             </w:r>
           </w:p>
         </w:tc>
@@ -1182,7 +1182,7 @@
                 <w:sz w:val="18"/>
                 <w:szCs w:val="18"/>
               </w:rPr>
-              <w:t xml:space="preserve">Gives little or no evidence, or evidence that is not from the lessons.</w:t>
+              <w:t xml:space="preserve">Claim is missing, unclear or does not answer the driving question.</w:t>
             </w:r>
           </w:p>
         </w:tc>
@@ -1216,7 +1216,7 @@
                 <w:sz w:val="18"/>
                 <w:szCs w:val="18"/>
               </w:rPr>
-              <w:t xml:space="preserve">Accuracy of classification ideas</w:t>
+              <w:t xml:space="preserve">Evidence from the lessons</w:t>
             </w:r>
           </w:p>
         </w:tc>
@@ -1248,7 +1248,7 @@
                 <w:sz w:val="18"/>
                 <w:szCs w:val="18"/>
               </w:rPr>
-              <w:t xml:space="preserve">Correctly names and describes divisions, phyla and classes with the features that define them, and explains viruses accurately.</w:t>
+              <w:t xml:space="preserve">Uses specific evidence from several lessons, such as the school organisms, moss, fern, maize, bean, earthworm, snail, mosquito, goat, chicken and lizard, and the key results.</w:t>
             </w:r>
           </w:p>
         </w:tc>
@@ -1280,7 +1280,7 @@
                 <w:sz w:val="18"/>
                 <w:szCs w:val="18"/>
               </w:rPr>
-              <w:t xml:space="preserve">Mostly correct classification with minor gaps or mix-ups in features or terms.</w:t>
+              <w:t xml:space="preserve">Uses some correct evidence from the lessons but it is limited or lacks detail.</w:t>
             </w:r>
           </w:p>
         </w:tc>
@@ -1312,7 +1312,7 @@
                 <w:sz w:val="18"/>
                 <w:szCs w:val="18"/>
               </w:rPr>
-              <w:t xml:space="preserve">Has major errors or classifies by size, colour or use instead of structural features.</w:t>
+              <w:t xml:space="preserve">Evidence is vague, incorrect or not taken from the lessons.</w:t>
             </w:r>
           </w:p>
         </w:tc>
@@ -1346,7 +1346,7 @@
                 <w:sz w:val="18"/>
                 <w:szCs w:val="18"/>
               </w:rPr>
-              <w:t xml:space="preserve">Claim-Evidence-Reasoning</w:t>
+              <w:t xml:space="preserve">Scientific reasoning and use of terms</w:t>
             </w:r>
           </w:p>
         </w:tc>
@@ -1378,7 +1378,7 @@
                 <w:sz w:val="18"/>
                 <w:szCs w:val="18"/>
               </w:rPr>
-              <w:t xml:space="preserve">Gives a clear claim, relevant evidence and reasoning that explains why the evidence supports the claim.</w:t>
+              <w:t xml:space="preserve">Explains why observable shared features give the same result for everyone while size, colour or use do not, and uses divisions, phyla, classes, couplets and viruses correctly.</w:t>
             </w:r>
           </w:p>
         </w:tc>
@@ -1410,7 +1410,7 @@
                 <w:sz w:val="18"/>
                 <w:szCs w:val="18"/>
               </w:rPr>
-              <w:t xml:space="preserve">Gives a claim and evidence, but the reasoning is brief or incomplete.</w:t>
+              <w:t xml:space="preserve">Gives some reasoning and uses most terms correctly.</w:t>
             </w:r>
           </w:p>
         </w:tc>
@@ -1442,7 +1442,7 @@
                 <w:sz w:val="18"/>
                 <w:szCs w:val="18"/>
               </w:rPr>
-              <w:t xml:space="preserve">Gives a claim without evidence or reasoning, or the parts are not connected.</w:t>
+              <w:t xml:space="preserve">Little or no reasoning; terms are missing or misused.</w:t>
             </w:r>
           </w:p>
         </w:tc>
@@ -1476,7 +1476,7 @@
                 <w:sz w:val="18"/>
                 <w:szCs w:val="18"/>
               </w:rPr>
-              <w:t xml:space="preserve">Dichotomous key and the need for a standard system</w:t>
+              <w:t xml:space="preserve">Dichotomous key and virus knowledge</w:t>
             </w:r>
           </w:p>
         </w:tc>
@@ -1508,7 +1508,7 @@
                 <w:sz w:val="18"/>
                 <w:szCs w:val="18"/>
               </w:rPr>
-              <w:t xml:space="preserve">Builds correct couplets with contrasting observable features and explains clearly why keys give the same answer for everyone.</w:t>
+              <w:t xml:space="preserve">Writes correct contrasting couplets and accurately describes virus characteristics and their importance with Kenyan examples.</w:t>
             </w:r>
           </w:p>
         </w:tc>
@@ -1540,7 +1540,7 @@
                 <w:sz w:val="18"/>
                 <w:szCs w:val="18"/>
               </w:rPr>
-              <w:t xml:space="preserve">Builds a mostly workable key and gives a partial explanation of why keys are reliable.</w:t>
+              <w:t xml:space="preserve">Writes a mostly workable key and gives some correct virus facts.</w:t>
             </w:r>
           </w:p>
         </w:tc>
@@ -1572,7 +1572,7 @@
                 <w:sz w:val="18"/>
                 <w:szCs w:val="18"/>
               </w:rPr>
-              <w:t xml:space="preserve">Key is unclear or not paired, and the need for a standard system is not explained.</w:t>
+              <w:t xml:space="preserve">Key is not workable and virus ideas are missing or incorrect.</w:t>
             </w:r>
           </w:p>
         </w:tc>
@@ -1606,7 +1606,7 @@
                 <w:sz w:val="18"/>
                 <w:szCs w:val="18"/>
               </w:rPr>
-              <w:t xml:space="preserve">Link to the driving question and Local Biodiversity Classification Guide</w:t>
+              <w:t xml:space="preserve">Revision of thinking</w:t>
             </w:r>
           </w:p>
         </w:tc>
@@ -1638,7 +1638,7 @@
                 <w:sz w:val="18"/>
                 <w:szCs w:val="18"/>
               </w:rPr>
-              <w:t xml:space="preserve">Directly answers the driving question, shows how thinking changed since Lesson 1, and connects ideas to every part of the guide.</w:t>
+              <w:t xml:space="preserve">Clearly compares the Lesson 1 groupings with the final model and states a relevant new question.</w:t>
             </w:r>
           </w:p>
         </w:tc>
@@ -1670,7 +1670,7 @@
                 <w:sz w:val="18"/>
                 <w:szCs w:val="18"/>
               </w:rPr>
-              <w:t xml:space="preserve">Answers the driving question and connects to some parts of the guide.</w:t>
+              <w:t xml:space="preserve">Mentions that thinking changed but with limited comparison.</w:t>
             </w:r>
           </w:p>
         </w:tc>
@@ -1702,7 +1702,7 @@
                 <w:sz w:val="18"/>
                 <w:szCs w:val="18"/>
               </w:rPr>
-              <w:t xml:space="preserve">Does not clearly answer the driving question or link to the guide.</w:t>
+              <w:t xml:space="preserve">Does not show how thinking has changed.</w:t>
             </w:r>
           </w:p>
         </w:tc>
@@ -1826,7 +1826,7 @@
         </w:rPr>
         <w:t xml:space="preserve">© 2026 SeaVuria and ARES. This work is licensed under a </w:t>
       </w:r>
-      <w:hyperlink w:history="1" r:id="rIdi_kaal5chwrd7tjg_nxxi">
+      <w:hyperlink w:history="1" r:id="rIdqcdxdy2e8bsoh7so5zovi">
         <w:r>
           <w:rPr>
             <w:rFonts w:ascii="Arial" w:cs="Arial" w:eastAsia="Arial" w:hAnsi="Arial"/>
@@ -1846,7 +1846,7 @@
         </w:rPr>
         <w:t xml:space="preserve"> (</w:t>
       </w:r>
-      <w:hyperlink w:history="1" r:id="rIdscmf1i2iw7ujntdt8zujq">
+      <w:hyperlink w:history="1" r:id="rIdxxaz-joojsa3ukflt2oiv">
         <w:r>
           <w:rPr>
             <w:rFonts w:ascii="Arial" w:cs="Arial" w:eastAsia="Arial" w:hAnsi="Arial"/>
@@ -1866,7 +1866,7 @@
         </w:rPr>
         <w:t xml:space="preserve">). To view a copy of this license, visit </w:t>
       </w:r>
-      <w:hyperlink w:history="1" r:id="rIdqpfydeppmyo-hnhgpp-hp">
+      <w:hyperlink w:history="1" r:id="rIdu25oahs5rkoxiki97dwvc">
         <w:r>
           <w:rPr>
             <w:rFonts w:ascii="Arial" w:cs="Arial" w:eastAsia="Arial" w:hAnsi="Arial"/>

--- a/data/outputs/v2/Grade11/Biology/Lesson_Plans/SS1.3_Taxonomy_II/Biology_Taxonomy_II_FinalExplanation_TeacherKey.docx
+++ b/data/outputs/v2/Grade11/Biology/Lesson_Plans/SS1.3_Taxonomy_II/Biology_Taxonomy_II_FinalExplanation_TeacherKey.docx
@@ -4,6 +4,7 @@
   <w:body>
     <w:p>
       <w:pPr>
+        <w:keepNext w:val="false"/>
         <w:spacing w:after="30" w:before="0"/>
         <w:jc w:val="center"/>
       </w:pPr>
@@ -23,6 +24,7 @@
     </w:p>
     <w:p>
       <w:pPr>
+        <w:keepNext w:val="false"/>
         <w:spacing w:after="60" w:before="0"/>
         <w:jc w:val="center"/>
       </w:pPr>
@@ -81,6 +83,7 @@
           </w:tcPr>
           <w:p>
             <w:pPr>
+              <w:keepNext w:val="false"/>
               <w:spacing w:after="40" w:before="0"/>
               <w:jc w:val="center"/>
             </w:pPr>
@@ -116,6 +119,7 @@
           </w:tcPr>
           <w:p>
             <w:pPr>
+              <w:keepNext w:val="false"/>
               <w:spacing w:after="40" w:before="0"/>
               <w:jc w:val="center"/>
             </w:pPr>
@@ -176,6 +180,7 @@
           </w:tcPr>
           <w:p>
             <w:pPr>
+              <w:keepNext w:val="false"/>
               <w:spacing w:after="40" w:before="0"/>
               <w:jc w:val="center"/>
             </w:pPr>
@@ -210,6 +215,7 @@
           </w:tcPr>
           <w:p>
             <w:pPr>
+              <w:keepNext w:val="false"/>
               <w:spacing w:after="40" w:before="0"/>
               <w:jc w:val="left"/>
             </w:pPr>
@@ -271,6 +277,7 @@
           </w:tcPr>
           <w:p>
             <w:pPr>
+              <w:keepNext/>
               <w:spacing w:after="40" w:before="0"/>
               <w:jc w:val="center"/>
             </w:pPr>
@@ -305,6 +312,7 @@
           </w:tcPr>
           <w:p>
             <w:pPr>
+              <w:keepNext w:val="false"/>
               <w:spacing w:after="40" w:before="0"/>
               <w:jc w:val="left"/>
             </w:pPr>
@@ -337,6 +345,7 @@
           </w:tcPr>
           <w:p>
             <w:pPr>
+              <w:keepNext w:val="false"/>
               <w:spacing w:after="40" w:before="0"/>
               <w:jc w:val="left"/>
             </w:pPr>
@@ -398,6 +407,7 @@
           </w:tcPr>
           <w:p>
             <w:pPr>
+              <w:keepNext/>
               <w:spacing w:after="40" w:before="0"/>
               <w:jc w:val="center"/>
             </w:pPr>
@@ -432,6 +442,7 @@
           </w:tcPr>
           <w:p>
             <w:pPr>
+              <w:keepNext w:val="false"/>
               <w:spacing w:after="40" w:before="0"/>
               <w:jc w:val="left"/>
             </w:pPr>
@@ -464,6 +475,7 @@
           </w:tcPr>
           <w:p>
             <w:pPr>
+              <w:keepNext w:val="false"/>
               <w:spacing w:after="40" w:before="0"/>
               <w:jc w:val="left"/>
             </w:pPr>
@@ -525,6 +537,7 @@
           </w:tcPr>
           <w:p>
             <w:pPr>
+              <w:keepNext/>
               <w:spacing w:after="40" w:before="0"/>
               <w:jc w:val="center"/>
             </w:pPr>
@@ -559,6 +572,7 @@
           </w:tcPr>
           <w:p>
             <w:pPr>
+              <w:keepNext w:val="false"/>
               <w:spacing w:after="40" w:before="0"/>
               <w:jc w:val="left"/>
             </w:pPr>
@@ -591,6 +605,7 @@
           </w:tcPr>
           <w:p>
             <w:pPr>
+              <w:keepNext w:val="false"/>
               <w:spacing w:after="40" w:before="0"/>
               <w:jc w:val="left"/>
             </w:pPr>
@@ -652,6 +667,7 @@
           </w:tcPr>
           <w:p>
             <w:pPr>
+              <w:keepNext/>
               <w:spacing w:after="40" w:before="0"/>
               <w:jc w:val="center"/>
             </w:pPr>
@@ -686,6 +702,7 @@
           </w:tcPr>
           <w:p>
             <w:pPr>
+              <w:keepNext w:val="false"/>
               <w:spacing w:after="40" w:before="0"/>
               <w:jc w:val="left"/>
             </w:pPr>
@@ -718,6 +735,7 @@
           </w:tcPr>
           <w:p>
             <w:pPr>
+              <w:keepNext w:val="false"/>
               <w:spacing w:after="40" w:before="0"/>
               <w:jc w:val="left"/>
             </w:pPr>
@@ -779,6 +797,7 @@
           </w:tcPr>
           <w:p>
             <w:pPr>
+              <w:keepNext/>
               <w:spacing w:after="40" w:before="0"/>
               <w:jc w:val="center"/>
             </w:pPr>
@@ -813,6 +832,7 @@
           </w:tcPr>
           <w:p>
             <w:pPr>
+              <w:keepNext w:val="false"/>
               <w:spacing w:after="40" w:before="0"/>
               <w:jc w:val="left"/>
             </w:pPr>
@@ -845,6 +865,7 @@
           </w:tcPr>
           <w:p>
             <w:pPr>
+              <w:keepNext w:val="false"/>
               <w:spacing w:after="40" w:before="0"/>
               <w:jc w:val="left"/>
             </w:pPr>
@@ -908,6 +929,7 @@
           </w:tcPr>
           <w:p>
             <w:pPr>
+              <w:keepNext w:val="false"/>
               <w:spacing w:after="40" w:before="0"/>
               <w:jc w:val="center"/>
             </w:pPr>
@@ -942,6 +964,7 @@
           </w:tcPr>
           <w:p>
             <w:pPr>
+              <w:keepNext w:val="false"/>
               <w:spacing w:after="40" w:before="0"/>
               <w:jc w:val="left"/>
             </w:pPr>
@@ -974,6 +997,7 @@
           </w:tcPr>
           <w:p>
             <w:pPr>
+              <w:keepNext w:val="false"/>
               <w:spacing w:after="40" w:before="0"/>
               <w:jc w:val="left"/>
             </w:pPr>
@@ -1006,6 +1030,7 @@
           </w:tcPr>
           <w:p>
             <w:pPr>
+              <w:keepNext w:val="false"/>
               <w:spacing w:after="40" w:before="0"/>
               <w:jc w:val="left"/>
             </w:pPr>
@@ -1038,6 +1063,7 @@
           </w:tcPr>
           <w:p>
             <w:pPr>
+              <w:keepNext w:val="false"/>
               <w:spacing w:after="40" w:before="0"/>
               <w:jc w:val="left"/>
             </w:pPr>
@@ -1072,6 +1098,7 @@
           </w:tcPr>
           <w:p>
             <w:pPr>
+              <w:keepNext w:val="false"/>
               <w:spacing w:after="40" w:before="0"/>
               <w:jc w:val="left"/>
             </w:pPr>
@@ -1104,6 +1131,7 @@
           </w:tcPr>
           <w:p>
             <w:pPr>
+              <w:keepNext w:val="false"/>
               <w:spacing w:after="40" w:before="0"/>
               <w:jc w:val="left"/>
             </w:pPr>
@@ -1136,6 +1164,7 @@
           </w:tcPr>
           <w:p>
             <w:pPr>
+              <w:keepNext w:val="false"/>
               <w:spacing w:after="40" w:before="0"/>
               <w:jc w:val="left"/>
             </w:pPr>
@@ -1168,6 +1197,7 @@
           </w:tcPr>
           <w:p>
             <w:pPr>
+              <w:keepNext w:val="false"/>
               <w:spacing w:after="40" w:before="0"/>
               <w:jc w:val="left"/>
             </w:pPr>
@@ -1202,6 +1232,7 @@
           </w:tcPr>
           <w:p>
             <w:pPr>
+              <w:keepNext w:val="false"/>
               <w:spacing w:after="40" w:before="0"/>
               <w:jc w:val="left"/>
             </w:pPr>
@@ -1234,6 +1265,7 @@
           </w:tcPr>
           <w:p>
             <w:pPr>
+              <w:keepNext w:val="false"/>
               <w:spacing w:after="40" w:before="0"/>
               <w:jc w:val="left"/>
             </w:pPr>
@@ -1266,6 +1298,7 @@
           </w:tcPr>
           <w:p>
             <w:pPr>
+              <w:keepNext w:val="false"/>
               <w:spacing w:after="40" w:before="0"/>
               <w:jc w:val="left"/>
             </w:pPr>
@@ -1298,6 +1331,7 @@
           </w:tcPr>
           <w:p>
             <w:pPr>
+              <w:keepNext w:val="false"/>
               <w:spacing w:after="40" w:before="0"/>
               <w:jc w:val="left"/>
             </w:pPr>
@@ -1332,6 +1366,7 @@
           </w:tcPr>
           <w:p>
             <w:pPr>
+              <w:keepNext w:val="false"/>
               <w:spacing w:after="40" w:before="0"/>
               <w:jc w:val="left"/>
             </w:pPr>
@@ -1364,6 +1399,7 @@
           </w:tcPr>
           <w:p>
             <w:pPr>
+              <w:keepNext w:val="false"/>
               <w:spacing w:after="40" w:before="0"/>
               <w:jc w:val="left"/>
             </w:pPr>
@@ -1396,6 +1432,7 @@
           </w:tcPr>
           <w:p>
             <w:pPr>
+              <w:keepNext w:val="false"/>
               <w:spacing w:after="40" w:before="0"/>
               <w:jc w:val="left"/>
             </w:pPr>
@@ -1428,6 +1465,7 @@
           </w:tcPr>
           <w:p>
             <w:pPr>
+              <w:keepNext w:val="false"/>
               <w:spacing w:after="40" w:before="0"/>
               <w:jc w:val="left"/>
             </w:pPr>
@@ -1462,6 +1500,7 @@
           </w:tcPr>
           <w:p>
             <w:pPr>
+              <w:keepNext w:val="false"/>
               <w:spacing w:after="40" w:before="0"/>
               <w:jc w:val="left"/>
             </w:pPr>
@@ -1494,6 +1533,7 @@
           </w:tcPr>
           <w:p>
             <w:pPr>
+              <w:keepNext w:val="false"/>
               <w:spacing w:after="40" w:before="0"/>
               <w:jc w:val="left"/>
             </w:pPr>
@@ -1526,6 +1566,7 @@
           </w:tcPr>
           <w:p>
             <w:pPr>
+              <w:keepNext w:val="false"/>
               <w:spacing w:after="40" w:before="0"/>
               <w:jc w:val="left"/>
             </w:pPr>
@@ -1558,6 +1599,7 @@
           </w:tcPr>
           <w:p>
             <w:pPr>
+              <w:keepNext w:val="false"/>
               <w:spacing w:after="40" w:before="0"/>
               <w:jc w:val="left"/>
             </w:pPr>
@@ -1592,6 +1634,7 @@
           </w:tcPr>
           <w:p>
             <w:pPr>
+              <w:keepNext w:val="false"/>
               <w:spacing w:after="40" w:before="0"/>
               <w:jc w:val="left"/>
             </w:pPr>
@@ -1624,6 +1667,7 @@
           </w:tcPr>
           <w:p>
             <w:pPr>
+              <w:keepNext w:val="false"/>
               <w:spacing w:after="40" w:before="0"/>
               <w:jc w:val="left"/>
             </w:pPr>
@@ -1656,6 +1700,7 @@
           </w:tcPr>
           <w:p>
             <w:pPr>
+              <w:keepNext w:val="false"/>
               <w:spacing w:after="40" w:before="0"/>
               <w:jc w:val="left"/>
             </w:pPr>
@@ -1688,6 +1733,7 @@
           </w:tcPr>
           <w:p>
             <w:pPr>
+              <w:keepNext w:val="false"/>
               <w:spacing w:after="40" w:before="0"/>
               <w:jc w:val="left"/>
             </w:pPr>
@@ -1826,7 +1872,7 @@
         </w:rPr>
         <w:t xml:space="preserve">© 2026 SeaVuria and ARES. This work is licensed under a </w:t>
       </w:r>
-      <w:hyperlink w:history="1" r:id="rIdqcdxdy2e8bsoh7so5zovi">
+      <w:hyperlink w:history="1" r:id="rIdetagx_2xbyysfwb9_sruk">
         <w:r>
           <w:rPr>
             <w:rFonts w:ascii="Arial" w:cs="Arial" w:eastAsia="Arial" w:hAnsi="Arial"/>
@@ -1846,7 +1892,7 @@
         </w:rPr>
         <w:t xml:space="preserve"> (</w:t>
       </w:r>
-      <w:hyperlink w:history="1" r:id="rIdxxaz-joojsa3ukflt2oiv">
+      <w:hyperlink w:history="1" r:id="rIdhl7ephpfvghvp6nath3uc">
         <w:r>
           <w:rPr>
             <w:rFonts w:ascii="Arial" w:cs="Arial" w:eastAsia="Arial" w:hAnsi="Arial"/>
@@ -1866,7 +1912,7 @@
         </w:rPr>
         <w:t xml:space="preserve">). To view a copy of this license, visit </w:t>
       </w:r>
-      <w:hyperlink w:history="1" r:id="rIdu25oahs5rkoxiki97dwvc">
+      <w:hyperlink w:history="1" r:id="rIdr23viaebdm-t7rkfvsyzy">
         <w:r>
           <w:rPr>
             <w:rFonts w:ascii="Arial" w:cs="Arial" w:eastAsia="Arial" w:hAnsi="Arial"/>

--- a/data/outputs/v2/Grade11/Biology/Lesson_Plans/SS1.3_Taxonomy_II/Biology_Taxonomy_II_FinalExplanation_TeacherKey.docx
+++ b/data/outputs/v2/Grade11/Biology/Lesson_Plans/SS1.3_Taxonomy_II/Biology_Taxonomy_II_FinalExplanation_TeacherKey.docx
@@ -1872,7 +1872,7 @@
         </w:rPr>
         <w:t xml:space="preserve">© 2026 SeaVuria and ARES. This work is licensed under a </w:t>
       </w:r>
-      <w:hyperlink w:history="1" r:id="rIdetagx_2xbyysfwb9_sruk">
+      <w:hyperlink w:history="1" r:id="rIdzf7eshzouus0o7ebgnw00">
         <w:r>
           <w:rPr>
             <w:rFonts w:ascii="Arial" w:cs="Arial" w:eastAsia="Arial" w:hAnsi="Arial"/>
@@ -1892,7 +1892,7 @@
         </w:rPr>
         <w:t xml:space="preserve"> (</w:t>
       </w:r>
-      <w:hyperlink w:history="1" r:id="rIdhl7ephpfvghvp6nath3uc">
+      <w:hyperlink w:history="1" r:id="rIdy7ejoljs1odzdulojihgj">
         <w:r>
           <w:rPr>
             <w:rFonts w:ascii="Arial" w:cs="Arial" w:eastAsia="Arial" w:hAnsi="Arial"/>
@@ -1912,7 +1912,7 @@
         </w:rPr>
         <w:t xml:space="preserve">). To view a copy of this license, visit </w:t>
       </w:r>
-      <w:hyperlink w:history="1" r:id="rIdr23viaebdm-t7rkfvsyzy">
+      <w:hyperlink w:history="1" r:id="rIduassbovnrljxq11xfzotb">
         <w:r>
           <w:rPr>
             <w:rFonts w:ascii="Arial" w:cs="Arial" w:eastAsia="Arial" w:hAnsi="Arial"/>
